--- a/public/wcm/documentation/releases/wcm-executive-client-guide.docx
+++ b/public/wcm/documentation/releases/wcm-executive-client-guide.docx
@@ -499,7 +499,7 @@
                 <w:sz w:val="18"/>
                 <w:szCs w:val="18"/>
               </w:rPr>
-              <w:t xml:space="preserve">2026-08-20T21:27:01.124Z</w:t>
+              <w:t xml:space="preserve">2026-08-20T21:32:36.869Z</w:t>
             </w:r>
           </w:p>
         </w:tc>
@@ -588,7 +588,7 @@
       </w:r>
       <w:r>
         <w:rPr>
-          <w:rFonts w:ascii="Consolas" w:cs="Consolas" w:eastAsia="Consolas" w:hAnsi="Consolas"/>
+          <w:rFonts w:ascii="Courier New" w:cs="Courier New" w:eastAsia="Courier New" w:hAnsi="Courier New"/>
         </w:rPr>
         <w:t xml:space="preserve">DEC-010</w:t>
       </w:r>
@@ -985,9 +985,9 @@
       </w:pPr>
       <w:r>
         <w:rPr>
-          <w:rFonts w:ascii="Consolas" w:cs="Consolas" w:eastAsia="Consolas" w:hAnsi="Consolas"/>
-          <w:sz w:val="18"/>
-          <w:szCs w:val="18"/>
+          <w:rFonts w:ascii="Courier New" w:cs="Courier New" w:eastAsia="Courier New" w:hAnsi="Courier New"/>
+          <w:sz w:val="16"/>
+          <w:szCs w:val="16"/>
         </w:rPr>
         <w:t xml:space="preserve">WCM RICORDA</w:t>
       </w:r>
@@ -1000,9 +1000,9 @@
       </w:pPr>
       <w:r>
         <w:rPr>
-          <w:rFonts w:ascii="Consolas" w:cs="Consolas" w:eastAsia="Consolas" w:hAnsi="Consolas"/>
-          <w:sz w:val="18"/>
-          <w:szCs w:val="18"/>
+          <w:rFonts w:ascii="Courier New" w:cs="Courier New" w:eastAsia="Courier New" w:hAnsi="Courier New"/>
+          <w:sz w:val="16"/>
+          <w:szCs w:val="16"/>
         </w:rPr>
         <w:t xml:space="preserve">    ↓</w:t>
       </w:r>
@@ -1015,9 +1015,9 @@
       </w:pPr>
       <w:r>
         <w:rPr>
-          <w:rFonts w:ascii="Consolas" w:cs="Consolas" w:eastAsia="Consolas" w:hAnsi="Consolas"/>
-          <w:sz w:val="18"/>
-          <w:szCs w:val="18"/>
+          <w:rFonts w:ascii="Courier New" w:cs="Courier New" w:eastAsia="Courier New" w:hAnsi="Courier New"/>
+          <w:sz w:val="16"/>
+          <w:szCs w:val="16"/>
         </w:rPr>
         <w:t xml:space="preserve">WCM LAVORA</w:t>
       </w:r>
@@ -1030,9 +1030,9 @@
       </w:pPr>
       <w:r>
         <w:rPr>
-          <w:rFonts w:ascii="Consolas" w:cs="Consolas" w:eastAsia="Consolas" w:hAnsi="Consolas"/>
-          <w:sz w:val="18"/>
-          <w:szCs w:val="18"/>
+          <w:rFonts w:ascii="Courier New" w:cs="Courier New" w:eastAsia="Courier New" w:hAnsi="Courier New"/>
+          <w:sz w:val="16"/>
+          <w:szCs w:val="16"/>
         </w:rPr>
         <w:t xml:space="preserve">    ↓</w:t>
       </w:r>
@@ -1045,9 +1045,9 @@
       </w:pPr>
       <w:r>
         <w:rPr>
-          <w:rFonts w:ascii="Consolas" w:cs="Consolas" w:eastAsia="Consolas" w:hAnsi="Consolas"/>
-          <w:sz w:val="18"/>
-          <w:szCs w:val="18"/>
+          <w:rFonts w:ascii="Courier New" w:cs="Courier New" w:eastAsia="Courier New" w:hAnsi="Courier New"/>
+          <w:sz w:val="16"/>
+          <w:szCs w:val="16"/>
         </w:rPr>
         <w:t xml:space="preserve">WCM CONTROLLA CIÒ CHE HA FATTO</w:t>
       </w:r>
@@ -1060,9 +1060,9 @@
       </w:pPr>
       <w:r>
         <w:rPr>
-          <w:rFonts w:ascii="Consolas" w:cs="Consolas" w:eastAsia="Consolas" w:hAnsi="Consolas"/>
-          <w:sz w:val="18"/>
-          <w:szCs w:val="18"/>
+          <w:rFonts w:ascii="Courier New" w:cs="Courier New" w:eastAsia="Courier New" w:hAnsi="Courier New"/>
+          <w:sz w:val="16"/>
+          <w:szCs w:val="16"/>
         </w:rPr>
         <w:t xml:space="preserve">    ↓</w:t>
       </w:r>
@@ -1075,9 +1075,9 @@
       </w:pPr>
       <w:r>
         <w:rPr>
-          <w:rFonts w:ascii="Consolas" w:cs="Consolas" w:eastAsia="Consolas" w:hAnsi="Consolas"/>
-          <w:sz w:val="18"/>
-          <w:szCs w:val="18"/>
+          <w:rFonts w:ascii="Courier New" w:cs="Courier New" w:eastAsia="Courier New" w:hAnsi="Courier New"/>
+          <w:sz w:val="16"/>
+          <w:szCs w:val="16"/>
         </w:rPr>
         <w:t xml:space="preserve">WCM PROTEGGE LA PROPRIA MEMORIA</w:t>
       </w:r>
@@ -1090,9 +1090,9 @@
       </w:pPr>
       <w:r>
         <w:rPr>
-          <w:rFonts w:ascii="Consolas" w:cs="Consolas" w:eastAsia="Consolas" w:hAnsi="Consolas"/>
-          <w:sz w:val="18"/>
-          <w:szCs w:val="18"/>
+          <w:rFonts w:ascii="Courier New" w:cs="Courier New" w:eastAsia="Courier New" w:hAnsi="Courier New"/>
+          <w:sz w:val="16"/>
+          <w:szCs w:val="16"/>
         </w:rPr>
         <w:t xml:space="preserve">    ↓</w:t>
       </w:r>
@@ -1105,9 +1105,9 @@
       </w:pPr>
       <w:r>
         <w:rPr>
-          <w:rFonts w:ascii="Consolas" w:cs="Consolas" w:eastAsia="Consolas" w:hAnsi="Consolas"/>
-          <w:sz w:val="18"/>
-          <w:szCs w:val="18"/>
+          <w:rFonts w:ascii="Courier New" w:cs="Courier New" w:eastAsia="Courier New" w:hAnsi="Courier New"/>
+          <w:sz w:val="16"/>
+          <w:szCs w:val="16"/>
         </w:rPr>
         <w:t xml:space="preserve">WCM IMPARA DALL'ESPERIENZA</w:t>
       </w:r>
@@ -1120,9 +1120,9 @@
       </w:pPr>
       <w:r>
         <w:rPr>
-          <w:rFonts w:ascii="Consolas" w:cs="Consolas" w:eastAsia="Consolas" w:hAnsi="Consolas"/>
-          <w:sz w:val="18"/>
-          <w:szCs w:val="18"/>
+          <w:rFonts w:ascii="Courier New" w:cs="Courier New" w:eastAsia="Courier New" w:hAnsi="Courier New"/>
+          <w:sz w:val="16"/>
+          <w:szCs w:val="16"/>
         </w:rPr>
         <w:t xml:space="preserve">    ↓</w:t>
       </w:r>
@@ -1135,9 +1135,9 @@
       </w:pPr>
       <w:r>
         <w:rPr>
-          <w:rFonts w:ascii="Consolas" w:cs="Consolas" w:eastAsia="Consolas" w:hAnsi="Consolas"/>
-          <w:sz w:val="18"/>
-          <w:szCs w:val="18"/>
+          <w:rFonts w:ascii="Courier New" w:cs="Courier New" w:eastAsia="Courier New" w:hAnsi="Courier New"/>
+          <w:sz w:val="16"/>
+          <w:szCs w:val="16"/>
         </w:rPr>
         <w:t xml:space="preserve">WCM PROPONE COME EVOLVERE</w:t>
       </w:r>
@@ -1672,9 +1672,9 @@
       </w:pPr>
       <w:r>
         <w:rPr>
-          <w:rFonts w:ascii="Consolas" w:cs="Consolas" w:eastAsia="Consolas" w:hAnsi="Consolas"/>
-          <w:sz w:val="18"/>
-          <w:szCs w:val="18"/>
+          <w:rFonts w:ascii="Courier New" w:cs="Courier New" w:eastAsia="Courier New" w:hAnsi="Courier New"/>
+          <w:sz w:val="16"/>
+          <w:szCs w:val="16"/>
         </w:rPr>
         <w:t xml:space="preserve">ESPERIENZA</w:t>
       </w:r>
@@ -1687,9 +1687,9 @@
       </w:pPr>
       <w:r>
         <w:rPr>
-          <w:rFonts w:ascii="Consolas" w:cs="Consolas" w:eastAsia="Consolas" w:hAnsi="Consolas"/>
-          <w:sz w:val="18"/>
-          <w:szCs w:val="18"/>
+          <w:rFonts w:ascii="Courier New" w:cs="Courier New" w:eastAsia="Courier New" w:hAnsi="Courier New"/>
+          <w:sz w:val="16"/>
+          <w:szCs w:val="16"/>
         </w:rPr>
         <w:t xml:space="preserve">   ↓</w:t>
       </w:r>
@@ -1702,9 +1702,9 @@
       </w:pPr>
       <w:r>
         <w:rPr>
-          <w:rFonts w:ascii="Consolas" w:cs="Consolas" w:eastAsia="Consolas" w:hAnsi="Consolas"/>
-          <w:sz w:val="18"/>
-          <w:szCs w:val="18"/>
+          <w:rFonts w:ascii="Courier New" w:cs="Courier New" w:eastAsia="Courier New" w:hAnsi="Courier New"/>
+          <w:sz w:val="16"/>
+          <w:szCs w:val="16"/>
         </w:rPr>
         <w:t xml:space="preserve">EVIDENZA</w:t>
       </w:r>
@@ -1717,9 +1717,9 @@
       </w:pPr>
       <w:r>
         <w:rPr>
-          <w:rFonts w:ascii="Consolas" w:cs="Consolas" w:eastAsia="Consolas" w:hAnsi="Consolas"/>
-          <w:sz w:val="18"/>
-          <w:szCs w:val="18"/>
+          <w:rFonts w:ascii="Courier New" w:cs="Courier New" w:eastAsia="Courier New" w:hAnsi="Courier New"/>
+          <w:sz w:val="16"/>
+          <w:szCs w:val="16"/>
         </w:rPr>
         <w:t xml:space="preserve">   ↓</w:t>
       </w:r>
@@ -1732,9 +1732,9 @@
       </w:pPr>
       <w:r>
         <w:rPr>
-          <w:rFonts w:ascii="Consolas" w:cs="Consolas" w:eastAsia="Consolas" w:hAnsi="Consolas"/>
-          <w:sz w:val="18"/>
-          <w:szCs w:val="18"/>
+          <w:rFonts w:ascii="Courier New" w:cs="Courier New" w:eastAsia="Courier New" w:hAnsi="Courier New"/>
+          <w:sz w:val="16"/>
+          <w:szCs w:val="16"/>
         </w:rPr>
         <w:t xml:space="preserve">CANDIDATE LEARNING</w:t>
       </w:r>
@@ -1747,9 +1747,9 @@
       </w:pPr>
       <w:r>
         <w:rPr>
-          <w:rFonts w:ascii="Consolas" w:cs="Consolas" w:eastAsia="Consolas" w:hAnsi="Consolas"/>
-          <w:sz w:val="18"/>
-          <w:szCs w:val="18"/>
+          <w:rFonts w:ascii="Courier New" w:cs="Courier New" w:eastAsia="Courier New" w:hAnsi="Courier New"/>
+          <w:sz w:val="16"/>
+          <w:szCs w:val="16"/>
         </w:rPr>
         <w:t xml:space="preserve">   ↓</w:t>
       </w:r>
@@ -1762,9 +1762,9 @@
       </w:pPr>
       <w:r>
         <w:rPr>
-          <w:rFonts w:ascii="Consolas" w:cs="Consolas" w:eastAsia="Consolas" w:hAnsi="Consolas"/>
-          <w:sz w:val="18"/>
-          <w:szCs w:val="18"/>
+          <w:rFonts w:ascii="Courier New" w:cs="Courier New" w:eastAsia="Courier New" w:hAnsi="Courier New"/>
+          <w:sz w:val="16"/>
+          <w:szCs w:val="16"/>
         </w:rPr>
         <w:t xml:space="preserve">ACCUMULO / REVISIONE</w:t>
       </w:r>
@@ -1777,9 +1777,9 @@
       </w:pPr>
       <w:r>
         <w:rPr>
-          <w:rFonts w:ascii="Consolas" w:cs="Consolas" w:eastAsia="Consolas" w:hAnsi="Consolas"/>
-          <w:sz w:val="18"/>
-          <w:szCs w:val="18"/>
+          <w:rFonts w:ascii="Courier New" w:cs="Courier New" w:eastAsia="Courier New" w:hAnsi="Courier New"/>
+          <w:sz w:val="16"/>
+          <w:szCs w:val="16"/>
         </w:rPr>
         <w:t xml:space="preserve">   ↓</w:t>
       </w:r>
@@ -1792,9 +1792,9 @@
       </w:pPr>
       <w:r>
         <w:rPr>
-          <w:rFonts w:ascii="Consolas" w:cs="Consolas" w:eastAsia="Consolas" w:hAnsi="Consolas"/>
-          <w:sz w:val="18"/>
-          <w:szCs w:val="18"/>
+          <w:rFonts w:ascii="Courier New" w:cs="Courier New" w:eastAsia="Courier New" w:hAnsi="Courier New"/>
+          <w:sz w:val="16"/>
+          <w:szCs w:val="16"/>
         </w:rPr>
         <w:t xml:space="preserve">VALIDAZIONE O RIGETTO</w:t>
       </w:r>
@@ -1807,9 +1807,9 @@
       </w:pPr>
       <w:r>
         <w:rPr>
-          <w:rFonts w:ascii="Consolas" w:cs="Consolas" w:eastAsia="Consolas" w:hAnsi="Consolas"/>
-          <w:sz w:val="18"/>
-          <w:szCs w:val="18"/>
+          <w:rFonts w:ascii="Courier New" w:cs="Courier New" w:eastAsia="Courier New" w:hAnsi="Courier New"/>
+          <w:sz w:val="16"/>
+          <w:szCs w:val="16"/>
         </w:rPr>
         <w:t xml:space="preserve">   ↓</w:t>
       </w:r>
@@ -1822,9 +1822,9 @@
       </w:pPr>
       <w:r>
         <w:rPr>
-          <w:rFonts w:ascii="Consolas" w:cs="Consolas" w:eastAsia="Consolas" w:hAnsi="Consolas"/>
-          <w:sz w:val="18"/>
-          <w:szCs w:val="18"/>
+          <w:rFonts w:ascii="Courier New" w:cs="Courier New" w:eastAsia="Courier New" w:hAnsi="Courier New"/>
+          <w:sz w:val="16"/>
+          <w:szCs w:val="16"/>
         </w:rPr>
         <w:t xml:space="preserve">EVENTUALE PROMOZIONE DEL METODO</w:t>
       </w:r>
@@ -2259,9 +2259,9 @@
       </w:pPr>
       <w:r>
         <w:rPr>
-          <w:rFonts w:ascii="Consolas" w:cs="Consolas" w:eastAsia="Consolas" w:hAnsi="Consolas"/>
-          <w:sz w:val="18"/>
-          <w:szCs w:val="18"/>
+          <w:rFonts w:ascii="Courier New" w:cs="Courier New" w:eastAsia="Courier New" w:hAnsi="Courier New"/>
+          <w:sz w:val="16"/>
+          <w:szCs w:val="16"/>
         </w:rPr>
         <w:t xml:space="preserve">UTENTE                         WCM</w:t>
       </w:r>
@@ -2274,9 +2274,9 @@
       </w:pPr>
       <w:r>
         <w:rPr>
-          <w:rFonts w:ascii="Consolas" w:cs="Consolas" w:eastAsia="Consolas" w:hAnsi="Consolas"/>
-          <w:sz w:val="18"/>
-          <w:szCs w:val="18"/>
+          <w:rFonts w:ascii="Courier New" w:cs="Courier New" w:eastAsia="Courier New" w:hAnsi="Courier New"/>
+          <w:sz w:val="16"/>
+          <w:szCs w:val="16"/>
         </w:rPr>
         <w:t xml:space="preserve">────────────────────────────────────────────────</w:t>
       </w:r>
@@ -2289,9 +2289,9 @@
       </w:pPr>
       <w:r>
         <w:rPr>
-          <w:rFonts w:ascii="Consolas" w:cs="Consolas" w:eastAsia="Consolas" w:hAnsi="Consolas"/>
-          <w:sz w:val="18"/>
-          <w:szCs w:val="18"/>
+          <w:rFonts w:ascii="Courier New" w:cs="Courier New" w:eastAsia="Courier New" w:hAnsi="Courier New"/>
+          <w:sz w:val="16"/>
+          <w:szCs w:val="16"/>
         </w:rPr>
         <w:t xml:space="preserve">definisce intenzione        → struttura il lavoro</w:t>
       </w:r>
@@ -2304,9 +2304,9 @@
       </w:pPr>
       <w:r>
         <w:rPr>
-          <w:rFonts w:ascii="Consolas" w:cs="Consolas" w:eastAsia="Consolas" w:hAnsi="Consolas"/>
-          <w:sz w:val="18"/>
-          <w:szCs w:val="18"/>
+          <w:rFonts w:ascii="Courier New" w:cs="Courier New" w:eastAsia="Courier New" w:hAnsi="Courier New"/>
+          <w:sz w:val="16"/>
+          <w:szCs w:val="16"/>
         </w:rPr>
         <w:t xml:space="preserve">prende decisioni riservate  ← prepara Need e opzioni</w:t>
       </w:r>
@@ -2319,9 +2319,9 @@
       </w:pPr>
       <w:r>
         <w:rPr>
-          <w:rFonts w:ascii="Consolas" w:cs="Consolas" w:eastAsia="Consolas" w:hAnsi="Consolas"/>
-          <w:sz w:val="18"/>
-          <w:szCs w:val="18"/>
+          <w:rFonts w:ascii="Courier New" w:cs="Courier New" w:eastAsia="Courier New" w:hAnsi="Courier New"/>
+          <w:sz w:val="16"/>
+          <w:szCs w:val="16"/>
         </w:rPr>
         <w:t xml:space="preserve">approva cambi materiali     ← prepara Change Gate</w:t>
       </w:r>
@@ -2334,9 +2334,9 @@
       </w:pPr>
       <w:r>
         <w:rPr>
-          <w:rFonts w:ascii="Consolas" w:cs="Consolas" w:eastAsia="Consolas" w:hAnsi="Consolas"/>
-          <w:sz w:val="18"/>
-          <w:szCs w:val="18"/>
+          <w:rFonts w:ascii="Courier New" w:cs="Courier New" w:eastAsia="Courier New" w:hAnsi="Courier New"/>
+          <w:sz w:val="16"/>
+          <w:szCs w:val="16"/>
         </w:rPr>
         <w:t xml:space="preserve">legge output                ← produce e organizza</w:t>
       </w:r>
@@ -2349,9 +2349,9 @@
       </w:pPr>
       <w:r>
         <w:rPr>
-          <w:rFonts w:ascii="Consolas" w:cs="Consolas" w:eastAsia="Consolas" w:hAnsi="Consolas"/>
-          <w:sz w:val="18"/>
-          <w:szCs w:val="18"/>
+          <w:rFonts w:ascii="Courier New" w:cs="Courier New" w:eastAsia="Courier New" w:hAnsi="Courier New"/>
+          <w:sz w:val="16"/>
+          <w:szCs w:val="16"/>
         </w:rPr>
         <w:t xml:space="preserve">mantiene authority          ← opera nel mandato</w:t>
       </w:r>
@@ -2364,9 +2364,9 @@
       </w:pPr>
       <w:r>
         <w:rPr>
-          <w:rFonts w:ascii="Consolas" w:cs="Consolas" w:eastAsia="Consolas" w:hAnsi="Consolas"/>
-          <w:sz w:val="18"/>
-          <w:szCs w:val="18"/>
+          <w:rFonts w:ascii="Courier New" w:cs="Courier New" w:eastAsia="Courier New" w:hAnsi="Courier New"/>
+          <w:sz w:val="16"/>
+          <w:szCs w:val="16"/>
         </w:rPr>
         <w:t xml:space="preserve">                             ← ricorda</w:t>
       </w:r>
@@ -2379,9 +2379,9 @@
       </w:pPr>
       <w:r>
         <w:rPr>
-          <w:rFonts w:ascii="Consolas" w:cs="Consolas" w:eastAsia="Consolas" w:hAnsi="Consolas"/>
-          <w:sz w:val="18"/>
-          <w:szCs w:val="18"/>
+          <w:rFonts w:ascii="Courier New" w:cs="Courier New" w:eastAsia="Courier New" w:hAnsi="Courier New"/>
+          <w:sz w:val="16"/>
+          <w:szCs w:val="16"/>
         </w:rPr>
         <w:t xml:space="preserve">                             ← controlla la memoria</w:t>
       </w:r>
@@ -2394,9 +2394,9 @@
       </w:pPr>
       <w:r>
         <w:rPr>
-          <w:rFonts w:ascii="Consolas" w:cs="Consolas" w:eastAsia="Consolas" w:hAnsi="Consolas"/>
-          <w:sz w:val="18"/>
-          <w:szCs w:val="18"/>
+          <w:rFonts w:ascii="Courier New" w:cs="Courier New" w:eastAsia="Courier New" w:hAnsi="Courier New"/>
+          <w:sz w:val="16"/>
+          <w:szCs w:val="16"/>
         </w:rPr>
         <w:t xml:space="preserve">                             ← apprende dall'esperienza</w:t>
       </w:r>
@@ -2409,9 +2409,9 @@
       </w:pPr>
       <w:r>
         <w:rPr>
-          <w:rFonts w:ascii="Consolas" w:cs="Consolas" w:eastAsia="Consolas" w:hAnsi="Consolas"/>
-          <w:sz w:val="18"/>
-          <w:szCs w:val="18"/>
+          <w:rFonts w:ascii="Courier New" w:cs="Courier New" w:eastAsia="Courier New" w:hAnsi="Courier New"/>
+          <w:sz w:val="16"/>
+          <w:szCs w:val="16"/>
         </w:rPr>
         <w:t xml:space="preserve">                             ← segnala anomalie</w:t>
       </w:r>
@@ -3055,9 +3055,9 @@
       </w:pPr>
       <w:r>
         <w:rPr>
-          <w:rFonts w:ascii="Consolas" w:cs="Consolas" w:eastAsia="Consolas" w:hAnsi="Consolas"/>
-          <w:sz w:val="18"/>
-          <w:szCs w:val="18"/>
+          <w:rFonts w:ascii="Courier New" w:cs="Courier New" w:eastAsia="Courier New" w:hAnsi="Courier New"/>
+          <w:sz w:val="16"/>
+          <w:szCs w:val="16"/>
         </w:rPr>
         <w:t xml:space="preserve">AI COME STRUMENTO DI SESSIONE</w:t>
       </w:r>
@@ -3070,9 +3070,9 @@
       </w:pPr>
       <w:r>
         <w:rPr>
-          <w:rFonts w:ascii="Consolas" w:cs="Consolas" w:eastAsia="Consolas" w:hAnsi="Consolas"/>
-          <w:sz w:val="18"/>
-          <w:szCs w:val="18"/>
+          <w:rFonts w:ascii="Courier New" w:cs="Courier New" w:eastAsia="Courier New" w:hAnsi="Courier New"/>
+          <w:sz w:val="16"/>
+          <w:szCs w:val="16"/>
         </w:rPr>
         <w:t xml:space="preserve">            ↓</w:t>
       </w:r>
@@ -3085,9 +3085,9 @@
       </w:pPr>
       <w:r>
         <w:rPr>
-          <w:rFonts w:ascii="Consolas" w:cs="Consolas" w:eastAsia="Consolas" w:hAnsi="Consolas"/>
-          <w:sz w:val="18"/>
-          <w:szCs w:val="18"/>
+          <w:rFonts w:ascii="Courier New" w:cs="Courier New" w:eastAsia="Courier New" w:hAnsi="Courier New"/>
+          <w:sz w:val="16"/>
+          <w:szCs w:val="16"/>
         </w:rPr>
         <w:t xml:space="preserve">AI COME CAPACITÀ ORGANIZZATIVA CONTINUA</w:t>
       </w:r>
@@ -3183,7 +3183,7 @@
       </w:r>
       <w:r>
         <w:rPr>
-          <w:rFonts w:ascii="Consolas" w:cs="Consolas" w:eastAsia="Consolas" w:hAnsi="Consolas"/>
+          <w:rFonts w:ascii="Courier New" w:cs="Courier New" w:eastAsia="Courier New" w:hAnsi="Courier New"/>
         </w:rPr>
         <w:t xml:space="preserve">main</w:t>
       </w:r>

--- a/public/wcm/documentation/releases/wcm-executive-client-guide.docx
+++ b/public/wcm/documentation/releases/wcm-executive-client-guide.docx
@@ -499,7 +499,7 @@
                 <w:sz w:val="18"/>
                 <w:szCs w:val="18"/>
               </w:rPr>
-              <w:t xml:space="preserve">2026-08-20T21:32:36.869Z</w:t>
+              <w:t xml:space="preserve">2026-08-20T21:35:00.035Z</w:t>
             </w:r>
           </w:p>
         </w:tc>

--- a/public/wcm/documentation/releases/wcm-executive-client-guide.docx
+++ b/public/wcm/documentation/releases/wcm-executive-client-guide.docx
@@ -499,7 +499,7 @@
                 <w:sz w:val="18"/>
                 <w:szCs w:val="18"/>
               </w:rPr>
-              <w:t xml:space="preserve">2026-08-29T05:40:28.754Z</w:t>
+              <w:t xml:space="preserve">2026-08-29T07:37:59.861Z</w:t>
             </w:r>
           </w:p>
         </w:tc>

--- a/public/wcm/documentation/releases/wcm-executive-client-guide.docx
+++ b/public/wcm/documentation/releases/wcm-executive-client-guide.docx
@@ -499,7 +499,7 @@
                 <w:sz w:val="18"/>
                 <w:szCs w:val="18"/>
               </w:rPr>
-              <w:t xml:space="preserve">2026-08-29T07:37:59.861Z</w:t>
+              <w:t xml:space="preserve">2026-08-29T07:40:00.546Z</w:t>
             </w:r>
           </w:p>
         </w:tc>

--- a/public/wcm/documentation/releases/wcm-executive-client-guide.docx
+++ b/public/wcm/documentation/releases/wcm-executive-client-guide.docx
@@ -499,7 +499,7 @@
                 <w:sz w:val="18"/>
                 <w:szCs w:val="18"/>
               </w:rPr>
-              <w:t xml:space="preserve">2026-08-29T07:40:00.546Z</w:t>
+              <w:t xml:space="preserve">2026-08-29T08:41:46.818Z</w:t>
             </w:r>
           </w:p>
         </w:tc>

--- a/public/wcm/documentation/releases/wcm-executive-client-guide.docx
+++ b/public/wcm/documentation/releases/wcm-executive-client-guide.docx
@@ -499,7 +499,7 @@
                 <w:sz w:val="18"/>
                 <w:szCs w:val="18"/>
               </w:rPr>
-              <w:t xml:space="preserve">2026-08-29T08:41:46.818Z</w:t>
+              <w:t xml:space="preserve">2026-08-29T09:39:45.743Z</w:t>
             </w:r>
           </w:p>
         </w:tc>

--- a/public/wcm/documentation/releases/wcm-executive-client-guide.docx
+++ b/public/wcm/documentation/releases/wcm-executive-client-guide.docx
@@ -499,7 +499,7 @@
                 <w:sz w:val="18"/>
                 <w:szCs w:val="18"/>
               </w:rPr>
-              <w:t xml:space="preserve">2026-08-29T09:39:45.743Z</w:t>
+              <w:t xml:space="preserve">2026-08-29T13:41:07.859Z</w:t>
             </w:r>
           </w:p>
         </w:tc>

--- a/public/wcm/documentation/releases/wcm-executive-client-guide.docx
+++ b/public/wcm/documentation/releases/wcm-executive-client-guide.docx
@@ -499,7 +499,7 @@
                 <w:sz w:val="18"/>
                 <w:szCs w:val="18"/>
               </w:rPr>
-              <w:t xml:space="preserve">2026-08-29T13:41:07.859Z</w:t>
+              <w:t xml:space="preserve">2026-08-29T15:26:04.732Z</w:t>
             </w:r>
           </w:p>
         </w:tc>

--- a/public/wcm/documentation/releases/wcm-executive-client-guide.docx
+++ b/public/wcm/documentation/releases/wcm-executive-client-guide.docx
@@ -499,7 +499,7 @@
                 <w:sz w:val="18"/>
                 <w:szCs w:val="18"/>
               </w:rPr>
-              <w:t xml:space="preserve">2026-08-29T15:26:04.732Z</w:t>
+              <w:t xml:space="preserve">2026-08-29T15:44:27.282Z</w:t>
             </w:r>
           </w:p>
         </w:tc>

--- a/public/wcm/documentation/releases/wcm-executive-client-guide.docx
+++ b/public/wcm/documentation/releases/wcm-executive-client-guide.docx
@@ -499,7 +499,7 @@
                 <w:sz w:val="18"/>
                 <w:szCs w:val="18"/>
               </w:rPr>
-              <w:t xml:space="preserve">2026-08-29T15:44:27.282Z</w:t>
+              <w:t xml:space="preserve">2026-08-29T15:50:33.497Z</w:t>
             </w:r>
           </w:p>
         </w:tc>

--- a/public/wcm/documentation/releases/wcm-executive-client-guide.docx
+++ b/public/wcm/documentation/releases/wcm-executive-client-guide.docx
@@ -499,7 +499,7 @@
                 <w:sz w:val="18"/>
                 <w:szCs w:val="18"/>
               </w:rPr>
-              <w:t xml:space="preserve">2026-08-29T15:50:33.497Z</w:t>
+              <w:t xml:space="preserve">2026-08-29T16:06:14.674Z</w:t>
             </w:r>
           </w:p>
         </w:tc>

--- a/public/wcm/documentation/releases/wcm-executive-client-guide.docx
+++ b/public/wcm/documentation/releases/wcm-executive-client-guide.docx
@@ -499,7 +499,7 @@
                 <w:sz w:val="18"/>
                 <w:szCs w:val="18"/>
               </w:rPr>
-              <w:t xml:space="preserve">2026-08-29T16:06:14.674Z</w:t>
+              <w:t xml:space="preserve">2026-08-29T17:35:10.564Z</w:t>
             </w:r>
           </w:p>
         </w:tc>

--- a/public/wcm/documentation/releases/wcm-executive-client-guide.docx
+++ b/public/wcm/documentation/releases/wcm-executive-client-guide.docx
@@ -499,7 +499,7 @@
                 <w:sz w:val="18"/>
                 <w:szCs w:val="18"/>
               </w:rPr>
-              <w:t xml:space="preserve">2026-08-29T17:35:10.564Z</w:t>
+              <w:t xml:space="preserve">2026-08-29T21:29:36.695Z</w:t>
             </w:r>
           </w:p>
         </w:tc>

--- a/public/wcm/documentation/releases/wcm-executive-client-guide.docx
+++ b/public/wcm/documentation/releases/wcm-executive-client-guide.docx
@@ -499,7 +499,7 @@
                 <w:sz w:val="18"/>
                 <w:szCs w:val="18"/>
               </w:rPr>
-              <w:t xml:space="preserve">2026-08-29T21:29:36.695Z</w:t>
+              <w:t xml:space="preserve">2026-08-29T23:31:47.704Z</w:t>
             </w:r>
           </w:p>
         </w:tc>

--- a/public/wcm/documentation/releases/wcm-executive-client-guide.docx
+++ b/public/wcm/documentation/releases/wcm-executive-client-guide.docx
@@ -499,7 +499,7 @@
                 <w:sz w:val="18"/>
                 <w:szCs w:val="18"/>
               </w:rPr>
-              <w:t xml:space="preserve">2026-08-29T23:31:47.704Z</w:t>
+              <w:t xml:space="preserve">2026-08-29T23:32:17.195Z</w:t>
             </w:r>
           </w:p>
         </w:tc>

--- a/public/wcm/documentation/releases/wcm-executive-client-guide.docx
+++ b/public/wcm/documentation/releases/wcm-executive-client-guide.docx
@@ -499,7 +499,7 @@
                 <w:sz w:val="18"/>
                 <w:szCs w:val="18"/>
               </w:rPr>
-              <w:t xml:space="preserve">2026-08-29T23:32:17.195Z</w:t>
+              <w:t xml:space="preserve">2026-08-29T23:33:20.223Z</w:t>
             </w:r>
           </w:p>
         </w:tc>

--- a/public/wcm/documentation/releases/wcm-executive-client-guide.docx
+++ b/public/wcm/documentation/releases/wcm-executive-client-guide.docx
@@ -499,7 +499,7 @@
                 <w:sz w:val="18"/>
                 <w:szCs w:val="18"/>
               </w:rPr>
-              <w:t xml:space="preserve">2026-08-29T23:33:20.223Z</w:t>
+              <w:t xml:space="preserve">2026-08-30T06:00:31.895Z</w:t>
             </w:r>
           </w:p>
         </w:tc>

--- a/public/wcm/documentation/releases/wcm-executive-client-guide.docx
+++ b/public/wcm/documentation/releases/wcm-executive-client-guide.docx
@@ -499,7 +499,7 @@
                 <w:sz w:val="18"/>
                 <w:szCs w:val="18"/>
               </w:rPr>
-              <w:t xml:space="preserve">2026-08-30T06:00:31.895Z</w:t>
+              <w:t xml:space="preserve">2026-08-31T04:04:44.305Z</w:t>
             </w:r>
           </w:p>
         </w:tc>

--- a/public/wcm/documentation/releases/wcm-executive-client-guide.docx
+++ b/public/wcm/documentation/releases/wcm-executive-client-guide.docx
@@ -499,7 +499,7 @@
                 <w:sz w:val="18"/>
                 <w:szCs w:val="18"/>
               </w:rPr>
-              <w:t xml:space="preserve">2026-08-31T04:04:44.305Z</w:t>
+              <w:t xml:space="preserve">2026-08-31T20:48:50.990Z</w:t>
             </w:r>
           </w:p>
         </w:tc>

--- a/public/wcm/documentation/releases/wcm-executive-client-guide.docx
+++ b/public/wcm/documentation/releases/wcm-executive-client-guide.docx
@@ -499,7 +499,7 @@
                 <w:sz w:val="18"/>
                 <w:szCs w:val="18"/>
               </w:rPr>
-              <w:t xml:space="preserve">2026-08-31T20:48:50.990Z</w:t>
+              <w:t xml:space="preserve">2026-08-31T20:50:33.481Z</w:t>
             </w:r>
           </w:p>
         </w:tc>

--- a/public/wcm/documentation/releases/wcm-executive-client-guide.docx
+++ b/public/wcm/documentation/releases/wcm-executive-client-guide.docx
@@ -499,7 +499,7 @@
                 <w:sz w:val="18"/>
                 <w:szCs w:val="18"/>
               </w:rPr>
-              <w:t xml:space="preserve">2026-08-31T20:50:33.481Z</w:t>
+              <w:t xml:space="preserve">2026-08-31T22:48:24.896Z</w:t>
             </w:r>
           </w:p>
         </w:tc>

--- a/public/wcm/documentation/releases/wcm-executive-client-guide.docx
+++ b/public/wcm/documentation/releases/wcm-executive-client-guide.docx
@@ -499,7 +499,7 @@
                 <w:sz w:val="18"/>
                 <w:szCs w:val="18"/>
               </w:rPr>
-              <w:t xml:space="preserve">2026-08-31T22:48:24.896Z</w:t>
+              <w:t xml:space="preserve">2026-09-04T09:44:14.164Z</w:t>
             </w:r>
           </w:p>
         </w:tc>

--- a/public/wcm/documentation/releases/wcm-executive-client-guide.docx
+++ b/public/wcm/documentation/releases/wcm-executive-client-guide.docx
@@ -499,7 +499,7 @@
                 <w:sz w:val="18"/>
                 <w:szCs w:val="18"/>
               </w:rPr>
-              <w:t xml:space="preserve">2026-09-04T09:44:14.164Z</w:t>
+              <w:t xml:space="preserve">2026-09-04T09:44:50.631Z</w:t>
             </w:r>
           </w:p>
         </w:tc>

--- a/public/wcm/documentation/releases/wcm-executive-client-guide.docx
+++ b/public/wcm/documentation/releases/wcm-executive-client-guide.docx
@@ -499,7 +499,7 @@
                 <w:sz w:val="18"/>
                 <w:szCs w:val="18"/>
               </w:rPr>
-              <w:t xml:space="preserve">2026-09-04T09:44:50.631Z</w:t>
+              <w:t xml:space="preserve">2026-09-04T09:45:54.479Z</w:t>
             </w:r>
           </w:p>
         </w:tc>
